--- a/抽離教學_數學/高一數學/融合班教學資源/第一學段/03_指數與對數/講義_對數方程_融合版.docx
+++ b/抽離教學_數學/高一數學/融合班教學資源/第一學段/03_指數與對數/講義_對數方程_融合版.docx
@@ -37,6 +37,7 @@
     </w:p>
     <w:p>
       <w:pPr>
+        <w:keepNext/>
         <w:spacing w:line="360" w:lineRule="auto" w:after="80"/>
         <w:jc w:val="left"/>
       </w:pPr>
@@ -217,6 +218,7 @@
     </w:p>
     <w:p>
       <w:pPr>
+        <w:keepNext/>
         <w:spacing w:line="360" w:lineRule="auto" w:after="80"/>
         <w:jc w:val="left"/>
       </w:pPr>
@@ -336,6 +338,7 @@
     </w:p>
     <w:p>
       <w:pPr>
+        <w:keepNext/>
         <w:spacing w:line="360" w:lineRule="auto" w:after="80"/>
         <w:jc w:val="left"/>
       </w:pPr>
@@ -442,6 +445,7 @@
     </w:p>
     <w:p>
       <w:pPr>
+        <w:keepNext/>
         <w:spacing w:line="360" w:lineRule="auto" w:after="80"/>
         <w:jc w:val="left"/>
       </w:pPr>
@@ -632,6 +636,7 @@
     </w:p>
     <w:p>
       <w:pPr>
+        <w:keepNext/>
         <w:spacing w:line="360" w:lineRule="auto" w:after="80"/>
         <w:jc w:val="left"/>
       </w:pPr>
@@ -646,16 +651,279 @@
         <w:t xml:space="preserve">五、範例</w:t>
       </w:r>
     </w:p>
-    <w:p>
-      <w:pPr>
-        <w:spacing w:line="360" w:lineRule="auto" w:after="80"/>
-        <w:shd w:val="clear" w:color="auto" w:fill="F0F0F0"/>
-        <w:pBdr>
-          <w:left w:val="single" w:sz="18" w:space="8" w:color="555555"/>
-        </w:pBdr>
-        <w:jc w:val="left"/>
-      </w:pPr>
-      wwwww
+    <w:tbl>
+      <w:tblPr>
+        <w:tblW w:w="11338" w:type="dxa"/>
+        <w:tblBorders>
+          <w:top w:val="none" w:sz="0" w:space="0"/>
+          <w:left w:val="none" w:sz="0" w:space="0"/>
+          <w:bottom w:val="none" w:sz="0" w:space="0"/>
+          <w:right w:val="none" w:sz="0" w:space="0"/>
+        </w:tblBorders>
+        <w:tblLayout w:type="fixed"/>
+      </w:tblPr>
+      <w:tblGrid>
+        <w:gridCol w:w="11338"/>
+      </w:tblGrid>
+      <w:tr>
+        <w:trPr>
+          <w:cantSplit/>
+        </w:trPr>
+        <w:tc>
+          <w:tcPr>
+            <w:tcW w:w="11338" w:type="dxa"/>
+            <w:shd w:val="clear" w:color="auto" w:fill="F0F0F0"/>
+            <w:tcBorders>
+              <w:left w:val="single" w:sz="18" w:space="8" w:color="555555"/>
+            </w:tcBorders>
+            <w:tcMar>
+              <w:top w:w="80" w:type="dxa"/>
+              <w:left w:w="120" w:type="dxa"/>
+              <w:bottom w:w="80" w:type="dxa"/>
+              <w:right w:w="120" w:type="dxa"/>
+            </w:tcMar>
+          </w:tcPr>
+          <w:p>
+            <w:pPr>
+              <w:spacing w:line="360" w:lineRule="auto" w:after="80"/>
+              <w:jc w:val="left"/>
+            </w:pPr>
+            <w:r>
+              <w:rPr>
+                <w:rFonts w:ascii="Calibri" w:hAnsi="Calibri" w:eastAsia="微軟正黑體"/>
+                <w:sz w:val="24"/>
+                <w:szCs w:val="24"/>
+              </w:rPr>
+              <w:t xml:space="preserve">例：解方程 </w:t>
+            </w:r>
+            <m:oMath>
+              <m:sSub>
+                <m:e>
+                  <m:r>
+                    <m:t xml:space="preserve">log</m:t>
+                  </m:r>
+                </m:e>
+                <m:sub>
+                  <m:r>
+                    <m:t xml:space="preserve">2</m:t>
+                  </m:r>
+                </m:sub>
+              </m:sSub>
+              <m:r>
+                <m:t xml:space="preserve">(3x)-</m:t>
+              </m:r>
+              <m:sSub>
+                <m:e>
+                  <m:r>
+                    <m:t xml:space="preserve">log</m:t>
+                  </m:r>
+                </m:e>
+                <m:sub>
+                  <m:r>
+                    <m:t xml:space="preserve">2</m:t>
+                  </m:r>
+                </m:sub>
+              </m:sSub>
+              <m:r>
+                <m:t xml:space="preserve">(x-1)=3</m:t>
+              </m:r>
+            </m:oMath>
+          </w:p>
+          <w:p>
+            <w:pPr>
+              <w:spacing w:line="360" w:lineRule="auto" w:after="80"/>
+              <w:jc w:val="left"/>
+            </w:pPr>
+            <w:r>
+              <w:rPr>
+                <w:rFonts w:ascii="Calibri" w:hAnsi="Calibri" w:eastAsia="微軟正黑體"/>
+                <w:sz w:val="24"/>
+                <w:szCs w:val="24"/>
+              </w:rPr>
+              <w:t xml:space="preserve">步驟①　合併對數：</w:t>
+            </w:r>
+            <m:oMath>
+              <m:sSub>
+                <m:e>
+                  <m:r>
+                    <m:t xml:space="preserve">log</m:t>
+                  </m:r>
+                </m:e>
+                <m:sub>
+                  <m:r>
+                    <m:t xml:space="preserve">2</m:t>
+                  </m:r>
+                </m:sub>
+              </m:sSub>
+              <m:r>
+                <m:t xml:space="preserve">(</m:t>
+              </m:r>
+              <m:f>
+                <m:num>
+                  <m:r>
+                    <m:t xml:space="preserve">3x</m:t>
+                  </m:r>
+                </m:num>
+                <m:den>
+                  <m:r>
+                    <m:t xml:space="preserve">x-1</m:t>
+                  </m:r>
+                </m:den>
+              </m:f>
+              <m:r>
+                <m:t xml:space="preserve">)=3</m:t>
+              </m:r>
+            </m:oMath>
+          </w:p>
+          <w:p>
+            <w:pPr>
+              <w:spacing w:line="360" w:lineRule="auto" w:after="80"/>
+              <w:jc w:val="left"/>
+            </w:pPr>
+            <w:r>
+              <w:rPr>
+                <w:rFonts w:ascii="Calibri" w:hAnsi="Calibri" w:eastAsia="微軟正黑體"/>
+                <w:sz w:val="24"/>
+                <w:szCs w:val="24"/>
+              </w:rPr>
+              <w:t xml:space="preserve">步驟②　轉換成指數式：</w:t>
+            </w:r>
+            <m:oMath>
+              <m:f>
+                <m:num>
+                  <m:r>
+                    <m:t xml:space="preserve">3x</m:t>
+                  </m:r>
+                </m:num>
+                <m:den>
+                  <m:r>
+                    <m:t xml:space="preserve">x-1</m:t>
+                  </m:r>
+                </m:den>
+              </m:f>
+              <m:r>
+                <m:t xml:space="preserve">=</m:t>
+              </m:r>
+              <m:sSup>
+                <m:e>
+                  <m:r>
+                    <m:t xml:space="preserve">2</m:t>
+                  </m:r>
+                </m:e>
+                <m:sup>
+                  <m:r>
+                    <m:t xml:space="preserve">3</m:t>
+                  </m:r>
+                </m:sup>
+              </m:sSup>
+              <m:r>
+                <m:t xml:space="preserve">=8</m:t>
+              </m:r>
+            </m:oMath>
+          </w:p>
+          <w:p>
+            <w:pPr>
+              <w:spacing w:line="360" w:lineRule="auto" w:after="80"/>
+              <w:jc w:val="left"/>
+            </w:pPr>
+            <w:r>
+              <w:rPr>
+                <w:rFonts w:ascii="Calibri" w:hAnsi="Calibri" w:eastAsia="微軟正黑體"/>
+                <w:sz w:val="24"/>
+                <w:szCs w:val="24"/>
+              </w:rPr>
+              <w:t xml:space="preserve">步驟③　解方程：</w:t>
+            </w:r>
+            <m:oMath>
+              <m:r>
+                <m:t xml:space="preserve">3x=8(x-1)</m:t>
+              </m:r>
+            </m:oMath>
+            <w:r>
+              <w:rPr>
+                <w:rFonts w:ascii="Calibri" w:hAnsi="Calibri" w:eastAsia="微軟正黑體"/>
+                <w:sz w:val="24"/>
+                <w:szCs w:val="24"/>
+              </w:rPr>
+              <w:t xml:space="preserve"> ⟹ </w:t>
+            </w:r>
+            <m:oMath>
+              <m:r>
+                <m:t xml:space="preserve">3x=8x-8</m:t>
+              </m:r>
+            </m:oMath>
+            <w:r>
+              <w:rPr>
+                <w:rFonts w:ascii="Calibri" w:hAnsi="Calibri" w:eastAsia="微軟正黑體"/>
+                <w:sz w:val="24"/>
+                <w:szCs w:val="24"/>
+              </w:rPr>
+              <w:t xml:space="preserve"> ⟹ </w:t>
+            </w:r>
+            <m:oMath>
+              <m:r>
+                <m:t xml:space="preserve">x=</m:t>
+              </m:r>
+              <m:f>
+                <m:num>
+                  <m:r>
+                    <m:t xml:space="preserve">8</m:t>
+                  </m:r>
+                </m:num>
+                <m:den>
+                  <m:r>
+                    <m:t xml:space="preserve">5</m:t>
+                  </m:r>
+                </m:den>
+              </m:f>
+            </m:oMath>
+          </w:p>
+          <w:p>
+            <w:pPr>
+              <w:spacing w:line="360" w:lineRule="auto" w:after="80"/>
+              <w:jc w:val="left"/>
+            </w:pPr>
+            <w:r>
+              <w:rPr>
+                <w:rFonts w:ascii="Calibri" w:hAnsi="Calibri" w:eastAsia="微軟正黑體"/>
+                <w:sz w:val="24"/>
+                <w:szCs w:val="24"/>
+              </w:rPr>
+              <w:t xml:space="preserve">步驟④　檢驗：x=8/5 時，3x=24/5&gt;0，x-1=3/5&gt;0，都合法，所以 </w:t>
+            </w:r>
+            <m:oMath>
+              <m:r>
+                <m:t xml:space="preserve">x=</m:t>
+              </m:r>
+              <m:f>
+                <m:num>
+                  <m:r>
+                    <m:t xml:space="preserve">8</m:t>
+                  </m:r>
+                </m:num>
+                <m:den>
+                  <m:r>
+                    <m:t xml:space="preserve">5</m:t>
+                  </m:r>
+                </m:den>
+              </m:f>
+            </m:oMath>
+            <w:r>
+              <w:rPr>
+                <w:rFonts w:ascii="Calibri" w:hAnsi="Calibri" w:eastAsia="微軟正黑體"/>
+                <w:sz w:val="24"/>
+                <w:szCs w:val="24"/>
+              </w:rPr>
+              <w:t xml:space="preserve"> 是方程的解。</w:t>
+            </w:r>
+          </w:p>
+        </w:tc>
+      </w:tr>
+    </w:tbl>
+    <w:p>
+      <w:pPr>
+        <w:spacing w:line="360" w:lineRule="auto"/>
+      </w:pPr>
     </w:p>
     <w:p>
       <w:pPr>
@@ -716,6 +984,22 @@
         <w:sz w:val="18"/>
         <w:color w:val="666666"/>
       </w:rPr>
+      <w:t xml:space="preserve"> 頁／共 </w:t>
+    </w:r>
+    <w:fldSimple w:instr=" NUMPAGES ">
+      <w:r>
+        <w:rPr>
+          <w:sz w:val="18"/>
+          <w:color w:val="666666"/>
+        </w:rPr>
+        <w:t>1</w:t>
+      </w:r>
+    </w:fldSimple>
+    <w:r>
+      <w:rPr>
+        <w:sz w:val="18"/>
+        <w:color w:val="666666"/>
+      </w:rPr>
       <w:t xml:space="preserve"> 頁</w:t>
     </w:r>
   </w:p>
